--- a/docs/pilot-study/manuscripts/manuscript_IgakuKensa_AudioScopeEDU_technical_validity_JAMT_v2.31.docx
+++ b/docs/pilot-study/manuscripts/manuscript_IgakuKensa_AudioScopeEDU_technical_validity_JAMT_v2.31.docx
@@ -1437,7 +1437,7 @@
     </w:p>
     <w:p>
       <w:r>
-        <w:t>正常聴力、教育用聴力像パターンの定性的な特徴は文献を参考にした（表1）。一方、突発性難聴に加えるおよその閾値上昇量（教育用の程度別加算）、正常例のABG上限15 dB、程度≥1における病側と対側の差30 dB以上（0.5・1・2 kHz平均）、騒音性難聴のC5-dipにおける4 kHzが2 kHzおよび8 kHzよりそれぞれ10 dB以上という床、ムンプス難聴の程度≥1における病側平均≥70 dBかつ一側差≥55 dB、耳硬化症におけるCarhart様変化の付与確率80%、急性中耳炎における混合型の教育用分岐比率50%など、実装に必要な具体値は、教育上識別できる差が生じるよう著者らが設定した。したがって、表1の疾患名は教育用パターンを区別するための呼称であり、個々の生成像が実臨床の聴力像に一致することを意味しない。また、程度（なし／軽度／中等度／重度）は、パターンの型を保ちながら閾値上昇の深さを変えるための教材用区分であり、WHO等の平均聴力等級とは異なる。正常聴力では程度を聴力像に反映せず、年齢・性別の基準帯のみから生成した。疾患別パターンの「程度なし」では疾患固有の追加上昇を付与しないが、伝音難聴では「程度なし」でも指定周波数の最小ABGを維持し、C5-dip（程度≥1で4 kHz気導が2 kHzおよび8 kHzよりそれぞれ10 dB以上）やCarhart様変化などの特徴は程度が軽度以上でのみ付与した。Carhart様変化の深さ床は隣接周波数平均より5 dB以上とした。これは5 dB丸め後に切痕形状として識別可能な最小深さとしての著者設定であり、C5-dipの10 dB床（騒音性難聴の教育用切痕を明確に見せる目的）とは目的が異なるため、床のdBは非対称である。気骨導関係については、感音難聴で骨導閾値が気導閾値より大きく上昇しないよう、骨導を「気導＋5 dB」以下に拘束した。伝音難聴では、疾患ごとに定めた周波数で最小ABGを確保した。突発性難聴とムンプス難聴では、程度に応じてスケールアウト（SO）を付与する場合がある。SO点は当該周波数の教育用気導上限値を数値として保持し、上限＋5 dB等の外挿代入は行わない（一側差・平均の算出はこの数値を用いる。詳細は電子付録1）。耳硬化症では、2 kHzの骨導閾値が隣接周波数平均より5 dB以上上昇するCarhart様変化を、程度が軽度以上のとき80%の確率で付与した。急性中耳炎では、急性期に伝音難聴と混合難聴の両方が報告されている19)。そこで、程度が軽度以上の場合には、伝音型または高音域の骨導閾値上昇を伴う混合型を確率的に生成した。分岐比率は文献19における難聴例の構成を参考に約50%ずつとしたが、これは臨床上の発生率を再現するものではなく、教育用症例の多様性を確保するための著者設定である。混合型では、4 kHz骨導閾値が0.5 kHz骨導閾値より高くなるよう著者設定した。これは文献19の2 kHz超の閾値上昇を教育用に具体化した拘束であり、文献の結論そのものではない。最小ABGは滲出性中耳炎と同一の床とし、両者のABGの大小関係は固定しない。乱数の概要と集計結果は電子付録1に示した。</w:t>
+        <w:t>正常聴力、教育用聴力像パターンの定性的な特徴は文献を参考にした（表1）。一方、突発性難聴に加えるおよその閾値上昇量（教育用の程度別加算）、正常例のABG上限15 dB、程度≥1における病側と対側の差30 dB以上（0.5・1・2 kHz平均）、騒音性難聴のC5-dipにおける4 kHzが2 kHzおよび8 kHzよりそれぞれ10 dB以上という床、ムンプス難聴の程度≥1における病側平均≥70 dBかつ一側差≥55 dB（学習者向け無作為選択では軽度を選ばないが、検証グリッドでは程度1も高度床付きで生成する）、耳硬化症におけるCarhart様変化の付与確率80%、急性中耳炎における混合型の教育用分岐比率50%など、実装に必要な具体値は、教育上識別できる差が生じるよう著者らが設定した。したがって、表1の疾患名は教育用パターンを区別するための呼称であり、個々の生成像が実臨床の聴力像に一致することを意味しない。また、程度（なし／軽度／中等度／重度）は、パターンの型を保ちながら閾値上昇の深さを変えるための教材用区分であり、WHO等の平均聴力等級とは異なる。正常聴力では程度を聴力像に反映せず、年齢・性別の基準帯のみから生成した。疾患別パターンの「程度なし」では疾患固有の追加上昇を付与しないが、伝音難聴では「程度なし」でも指定周波数の最小ABGを維持し、C5-dip（程度≥1で4 kHz気導が2 kHzおよび8 kHzよりそれぞれ10 dB以上）やCarhart様変化などの特徴は程度が軽度以上でのみ付与した。Carhart様変化の深さ床は隣接周波数平均より5 dB以上とした。これは5 dB丸め後に切痕形状として識別可能な最小深さとしての著者設定であり、C5-dipの10 dB床（騒音性難聴の教育用切痕を明確に見せる目的）とは目的が異なるため、床のdBは非対称である。気骨導関係については、感音難聴で骨導閾値が気導閾値より大きく上昇しないよう、骨導を「気導＋5 dB」以下に拘束した。伝音難聴では、疾患ごとに定めた周波数で最小ABGを確保した。突発性難聴とムンプス難聴では、程度に応じてスケールアウト（SO）を付与する場合がある。SO点は当該周波数の教育用気導上限値を数値として保持し、上限＋5 dB等の外挿代入は行わない（一側差・平均の算出はこの数値を用いる。詳細は電子付録1）。耳硬化症では、2 kHzの骨導閾値が隣接周波数平均より5 dB以上上昇するCarhart様変化を、程度が軽度以上のとき80%の確率で付与した。急性中耳炎では、急性期に伝音難聴と混合難聴の両方が報告されている19)。そこで、程度が軽度以上の場合には、伝音型または高音域の骨導閾値上昇を伴う混合型を確率的に生成した。分岐比率は文献19における難聴例の構成を参考に約50%ずつとしたが、これは臨床上の発生率を再現するものではなく、教育用症例の多様性を確保するための著者設定である。混合型では、4 kHz骨導閾値が0.5 kHz骨導閾値より高くなるよう著者設定した。これは文献19の2 kHz超の閾値上昇を教育用に具体化した拘束であり、文献の結論そのものではない。最小ABGは滲出性中耳炎と同一の床とし、両者のABGの大小関係は固定しない。乱数の概要と集計結果は電子付録1に示した。</w:t>
       </w:r>
       <w:r/>
       <w:r/>
@@ -1639,7 +1639,7 @@
     </w:p>
     <w:p>
       <w:r>
-        <w:t>ムンプス難聴 | 一側高度17) | 一側の高度寄りの加算・SO可。程度≥1で病側平均≥70 dBかつ一側差≥55 dB（軽度は実質不使用）</w:t>
+        <w:t>ムンプス難聴 | 一側高度17) | 一側の高度寄りの加算・SO可。程度≥1で病側平均≥70 dBかつ一側差≥55 dB（学習者向け無作為選択では軽度を選ばない。検証グリッドの程度1は高度床付きで生成）</w:t>
       </w:r>
       <w:r/>
       <w:r/>
@@ -1749,12 +1749,12 @@
     </w:p>
     <w:p>
       <w:r>
-        <w:t>出力規則への適合は、生成プログラムとは別に実装した検証スクリプトで判定した。ただし、これは外部機関による第三者検証ではない。検証に先立ち、判定に用いる出力規則の正解表を凍結し、この正解表に基づいて正常データと規則違反データを事前に作成した。</w:t>
-      </w:r>
-    </w:p>
-    <w:p>
-      <w:r>
-        <w:t>規則違反データには、5 dB刻みから外れる閾値（例43 dB、21 dBなど）、正常例における20 dBのABG、感音難聴での骨導閾値の過大上昇、伝音難聴での必要ABGの消失、C5-dipの浅化（10 dB床未満）、突発性難聴の左右差不足（30 dB床未満）、ムンプス難聴の高度床未満、程度上昇に伴う閾値低下、Carhart様変化の消失、急性中耳炎の混合型における4 kHz骨導上昇の消失、周波数別上下限の逸脱、正常例への規定外スケールアウトなどを含めた。これらは生成プログラム本体を改変して作るのではなく、正常な生成結果または合成閾値に意図的な変更を加え、検証スクリプトに入力した。正常データが適合、規則違反データが不適合と判定されることを確認した後、同じ検証スクリプトを9,600件の生成結果に適用した。この試験は、ソースコードに変異を加える古典的なミューテーションテストではなく、検証器に対する意図的な異常データの入力である。</w:t>
+        <w:t>出力規則への適合は、生成プログラムとは別ファイルに実装した検証スクリプトで判定した。症例生成のため生成関数を呼び出すが、合否判定式は生成器内部の拘束ルーチンを共有しない。一部の定数（最小ABG床など）は双方に同値を重複定義し、凍結正解表と突合して管理した。ただし、これは外部機関による第三者検証ではない。検証に先立ち、判定に用いる出力規則の正解表を凍結し、この正解表に基づいて正常データと規則違反データを事前に作成した。付与率の許容帯（Carhart様70–90%、急性中耳炎混合型40–60%）も凍結正解表で事前設定し、95%信頼区間はWilson法で算出した。</w:t>
+      </w:r>
+    </w:p>
+    <w:p>
+      <w:r>
+        <w:t>規則違反データ（18件）には、5 dB刻みから外れる閾値、正常例における20 dBのABG、感音難聴での骨導閾値の過大上昇、伝音難聴での必要ABGの消失、C5-dipの消去または10 dB床未満、突発性難聴の左右差不足（30 dB床未満）、ムンプス難聴の高度床未満、程度上昇に伴う閾値低下、Carhart様変化の消失、急性中耳炎の混合型における4 kHz骨導上昇の消失、周波数別上下限の逸脱、規定外スケールアウト、メタ情報と閾値の不一致などを含めた（識別子M1–M20相当。一覧は電子付録1）。これらは生成プログラム本体を改変して作るのではなく、正常な生成結果または合成閾値に意図的な変更を加え、検証スクリプトに入力した。正常データが適合、規則違反データが不適合と判定されることを確認した後、同じ検証スクリプトを9,600件の生成結果に適用した。この試験は、ソースコードに変異を加える古典的なミューテーションテストではなく、検証器に対する意図的な異常データの入力である。</w:t>
       </w:r>
       <w:r/>
       <w:r/>
@@ -1870,7 +1870,7 @@
     </w:p>
     <w:p>
       <w:r>
-        <w:t>生成された聴力像の分布を把握するため、伝音難聴のABG（パターン別）、C5-dipとCarhart様変化の深さ、突発性難聴とムンプス難聴の一側差を記述統計で要約した。伝音ABGの範囲には−5 dBが含まれるが、これは規則の対象外周波数も集計に含めたためであり、規則で指定した対象周波数では所定の最小ABGを満たした。検証および記述統計に用いた指標は、各教育用聴力像パターンで特徴を付与した周波数帯に対応させて定義した。これらは実装した特徴を要約するための著者設定の指標であり、臨床的な平均聴力レベルや診断基準を示すものではない。指標の定義（SO点の数値処理を含む）は電子付録1に示した。なお、突発性難聴の一側差については、程度2に固定した重点検証（T7）と、程度≥1のグリッド記述統計で対象が異なるが、いずれも≥30 dBの床規則を適用する。</w:t>
+        <w:t>生成された聴力像の分布を把握するため、伝音難聴のABG（パターン別）、C5-dipとCarhart様変化の深さ、突発性難聴とムンプス難聴の一側差を記述統計で要約した。伝音ABGの範囲には−5 dBが含まれるが、これは規則の対象外周波数も集計に含め、対象外周波数でも骨導≤気導＋5 dBとする教育用拘束を適用するためであり、規則で指定した対象周波数では所定の最小ABGを満たした。検証および記述統計に用いた指標は、各教育用聴力像パターンで特徴を付与した周波数帯に対応させて定義した。これらは実装した特徴を要約するための著者設定の指標であり、臨床的な平均聴力レベルや診断基準を示すものではない。指標の定義（SO点の数値処理を含む）は電子付録1に示した。なお、突発性難聴の一側差については、程度2に固定した重点検証（T7）と、程度≥1のグリッド記述統計で対象が異なるが、いずれも≥30 dBの床規則を適用する。</w:t>
       </w:r>
     </w:p>
     <w:p>
@@ -2198,38 +2198,18 @@
     </w:p>
     <w:p>
       <w:r>
-        <w:t>乱数初期値のみを変えたときの聴力像の種類</w:t>
-      </w:r>
-      <w:r>
-        <w:t xml:space="preserve"> | 3</w:t>
-      </w:r>
-      <w:r>
-        <w:t>条件各</w:t>
-      </w:r>
-      <w:r>
-        <w:t>200</w:t>
-      </w:r>
-      <w:r>
-        <w:t>件（計</w:t>
-      </w:r>
-      <w:r>
-        <w:t>600</w:t>
-      </w:r>
-      <w:r>
-        <w:t>件）</w:t>
-      </w:r>
-      <w:r>
-        <w:t xml:space="preserve"> | </w:t>
-      </w:r>
-      <w:r>
-        <w:t>各条件とも</w:t>
-      </w:r>
-      <w:r>
-        <w:t>200</w:t>
-      </w:r>
-      <w:r>
-        <w:t>通り</w:t>
-      </w:r>
+        <w:t>乱数初期値のみを変えたときの聴力像の種類（記述） | 3条件各200件（計600件） | 合否基準なし（各条件ともユニーク200通り）</w:t>
+      </w:r>
+      <w:r/>
+      <w:r/>
+      <w:r/>
+      <w:r/>
+      <w:r/>
+      <w:r/>
+      <w:r/>
+      <w:r/>
+      <w:r/>
+      <w:r/>
     </w:p>
     <w:p>
       <w:r>
@@ -2606,7 +2586,7 @@
     </w:p>
     <w:p>
       <w:r>
-        <w:t>ムンプス難聴の一側差（程度≥1） | n=720、中央値95.0 dB（四分位範囲86.7–106.7、範囲78.3–108.3）</w:t>
+        <w:t>ムンプス難聴の一側差（程度別） | 軽度89.2／中等度90.0／重度96.7 dB（中央値、各n=240）。程度≥1全体は95.0 dB</w:t>
       </w:r>
       <w:r/>
       <w:r/>
@@ -2654,7 +2634,7 @@
     </w:p>
     <w:p>
       <w:r>
-        <w:t>C5-dipの深さ（4 kHz−2 kHz気導閾値、程度≥1） | n=720、中央値25.0 dB（四分位範囲20.0–30.0、範囲10.0–65.0）</w:t>
+        <w:t>C5-dipの深さ（4 kHz−2 kHz／4 kHz−8 kHz／両者の最小、程度≥1） | 25.0／15.0／15.0 dB（中央値、各n=720；範囲は電子付録1）</w:t>
       </w:r>
       <w:r/>
       <w:r/>
@@ -2682,7 +2662,7 @@
     </w:p>
     <w:p>
       <w:r>
-        <w:t>※伝音ABGは規則の対象外周波数も含めてパターン別に集計したため、最小値として−5 dBが観測される場合がある。規則で指定した対象周波数では、所定の最小ABGを満たした。</w:t>
+        <w:t>※伝音ABGは規則の対象外周波数も含めてパターン別に集計したため、最小値として−5 dBが観測される場合がある。これは対象外周波数でも骨導≤気導＋5 dBとする教育用拘束による。規則で指定した対象周波数では、所定の最小ABGを満たした。</w:t>
       </w:r>
       <w:r/>
       <w:r/>
@@ -2703,7 +2683,7 @@
     </w:p>
     <w:p>
       <w:r>
-        <w:t>本研究では、年齢、性別、著者定義の教育用聴力像パターンおよび難聴程度を組み合わせてオージオグラムを生成し、生成条件を学習者に示さず提示できる仕組みを構築した。既存のシミュレータは、検査操作、患者応答、マスキング、臨床環境の再現および教育・臨床的有用性の評価を扱ってきた1–10)。本システムの特徴は、生成規則と著者設定値を明示したうえで、条件の異なる聴力像を繰り返し提示できる点にある。本検証の意義は、生成件数を増やしたことだけでなく、生成プログラムとは別に検証スクリプトを設け、正常な出力と意図的に規則を外した出力の両方を評価した点にある。正常な生成結果だけを調べる方法では、検証スクリプトが一律に適合を返す不具合を見逃す可能性がある。今回、事前に定義した18件の規則違反を検出できたことから、少なくとも検討対象とした主要な違反に対して、判定機能が働いていたと考えられる。また、年齢・性別・聴力像パターン・程度・乱数初期値をすべて同じにして再実行したときに閾値が再現されたことは、生成結果を後から再確認し、不具合の原因を追跡するうえで有用である。</w:t>
+        <w:t>本研究では、年齢、性別、著者定義の教育用聴力像パターンおよび難聴程度を組み合わせてオージオグラムを生成し、生成条件を学習者に示さず提示できる仕組みを構築した。既存のシミュレータは、検査操作、患者応答、マスキング、臨床環境の再現および教育・臨床的有用性の評価を扱ってきた1–10)。本システムの特徴は、生成規則と著者設定値を明示したうえで、条件の異なる聴力像を繰り返し提示できる点にある。本検証の意義は、生成件数を増やしたことだけでなく、生成プログラムとは別に検証スクリプトを設け、正常な出力と意図的に規則を外した出力の両方を評価した点にある。正常な生成結果だけを調べる方法では、検証スクリプトが一律に適合を返す不具合を見逃す可能性がある。今回、事前に定義した18件の規則違反を検出できたことから、少なくとも検討対象とした主要な違反に対して、判定機能が働いていたと考えられる。また、年齢・性別・聴力像パターン・程度・乱数初期値をすべて同じにして再実行したときに閾値が再現されたことは、生成結果を後から再確認し、不具合の原因を追跡するうえで有用である。 検証器は生成器と別ファイルであるが、症例生成で生成関数を呼び、一部定数を重複定義している点は限界として明示する。既存のシミュレータ1–10)が検査操作・患者応答・マスキング・環境再現を主眼とするのに対し、本稿は教育用聴力像の規則生成と出力整合性に焦点を当てた。マスキング演習への展開は教材上の可能性として述べるにとどめ、マスキング判定そのものは本稿の検証項目としていない。ムンプス難聴では高度床により程度1–3の一側差分布が近接するため、程度の非減少（T8）の適合はほぼ自明となりうる。また床規則の主合否はSO点を上限値として含めた評価であり、全周SOを除いた適合率は電子付録1に別掲した。凍結正解表とseed定義の公開（例：DOI付与）および専門家による内容妥当性評価は今後の課題とする。</w:t>
       </w:r>
       <w:r/>
       <w:r/>
@@ -2929,7 +2909,7 @@
         <w:rPr>
           <w:rFonts w:hint="eastAsia"/>
         </w:rPr>
-        <w:t>The author is involved in the development of AudioScope EDU. There are no conflicts of interest to disclose related to this study.</w:t>
+        <w:t>The authors are involved in the development of AudioScope EDU. There are no patents, licensing income, or commercial financial interests, and no other conflicts of interest to disclose related to this study.</w:t>
       </w:r>
     </w:p>
     <w:p>
